--- a/.claude/skills/carf-peer-support-accreditation/providers/example-peer-agency/output/04_Roadmap_and_Survey_Prep.docx
+++ b/.claude/skills/carf-peer-support-accreditation/providers/example-peer-agency/output/04_Roadmap_and_Survey_Prep.docx
@@ -14711,29 +14711,29 @@
                 <w:b w:val="0"/>
                 <w:sz w:val="17"/>
               </w:rPr>
-              <w:t>Corporate Compliance Plan</w:t>
-            </w:r>
-          </w:p>
-        </w:tc>
-        <w:tc>
-          <w:tcPr>
-            <w:tcW w:type="dxa" w:w="2484"/>
-          </w:tcPr>
-          <w:p>
-            <w:pPr>
-              <w:spacing w:after="20"/>
-            </w:pPr>
-            <w:r>
-              <w:rPr>
-                <w:sz w:val="17"/>
-              </w:rPr>
-            </w:r>
-            <w:r>
-              <w:rPr>
-                <w:b w:val="0"/>
-                <w:sz w:val="17"/>
-              </w:rPr>
-              <w:t>Plan</w:t>
+              <w:t>1A-07 Document Control, Version Management and Implementation</w:t>
+            </w:r>
+          </w:p>
+        </w:tc>
+        <w:tc>
+          <w:tcPr>
+            <w:tcW w:type="dxa" w:w="2484"/>
+          </w:tcPr>
+          <w:p>
+            <w:pPr>
+              <w:spacing w:after="20"/>
+            </w:pPr>
+            <w:r>
+              <w:rPr>
+                <w:sz w:val="17"/>
+              </w:rPr>
+            </w:r>
+            <w:r>
+              <w:rPr>
+                <w:b w:val="0"/>
+                <w:sz w:val="17"/>
+              </w:rPr>
+              <w:t>Policy</w:t>
             </w:r>
           </w:p>
         </w:tc>
@@ -14787,7 +14787,7 @@
                 <w:b w:val="0"/>
                 <w:sz w:val="17"/>
               </w:rPr>
-              <w:t>Cultural Competency and Diversity Plan</w:t>
+              <w:t>Corporate Compliance Plan</w:t>
             </w:r>
           </w:p>
         </w:tc>
@@ -14863,29 +14863,29 @@
                 <w:b w:val="0"/>
                 <w:sz w:val="17"/>
               </w:rPr>
-              <w:t>Code of Ethics Attestation</w:t>
-            </w:r>
-          </w:p>
-        </w:tc>
-        <w:tc>
-          <w:tcPr>
-            <w:tcW w:type="dxa" w:w="2484"/>
-          </w:tcPr>
-          <w:p>
-            <w:pPr>
-              <w:spacing w:after="20"/>
-            </w:pPr>
-            <w:r>
-              <w:rPr>
-                <w:sz w:val="17"/>
-              </w:rPr>
-            </w:r>
-            <w:r>
-              <w:rPr>
-                <w:b w:val="0"/>
-                <w:sz w:val="17"/>
-              </w:rPr>
-              <w:t>Completed form / evidence</w:t>
+              <w:t>Cultural Competency and Diversity Plan</w:t>
+            </w:r>
+          </w:p>
+        </w:tc>
+        <w:tc>
+          <w:tcPr>
+            <w:tcW w:type="dxa" w:w="2484"/>
+          </w:tcPr>
+          <w:p>
+            <w:pPr>
+              <w:spacing w:after="20"/>
+            </w:pPr>
+            <w:r>
+              <w:rPr>
+                <w:sz w:val="17"/>
+              </w:rPr>
+            </w:r>
+            <w:r>
+              <w:rPr>
+                <w:b w:val="0"/>
+                <w:sz w:val="17"/>
+              </w:rPr>
+              <w:t>Plan</w:t>
             </w:r>
           </w:p>
         </w:tc>
@@ -14939,7 +14939,311 @@
                 <w:b w:val="0"/>
                 <w:sz w:val="17"/>
               </w:rPr>
+              <w:t>Code of Ethics Attestation</w:t>
+            </w:r>
+          </w:p>
+        </w:tc>
+        <w:tc>
+          <w:tcPr>
+            <w:tcW w:type="dxa" w:w="2484"/>
+          </w:tcPr>
+          <w:p>
+            <w:pPr>
+              <w:spacing w:after="20"/>
+            </w:pPr>
+            <w:r>
+              <w:rPr>
+                <w:sz w:val="17"/>
+              </w:rPr>
+            </w:r>
+            <w:r>
+              <w:rPr>
+                <w:b w:val="0"/>
+                <w:sz w:val="17"/>
+              </w:rPr>
+              <w:t>Completed form / evidence</w:t>
+            </w:r>
+          </w:p>
+        </w:tc>
+        <w:tc>
+          <w:tcPr>
+            <w:tcW w:type="dxa" w:w="2484"/>
+          </w:tcPr>
+          <w:p>
+            <w:pPr>
+              <w:spacing w:after="20"/>
+            </w:pPr>
+            <w:r>
+              <w:rPr>
+                <w:sz w:val="17"/>
+              </w:rPr>
+            </w:r>
+          </w:p>
+        </w:tc>
+        <w:tc>
+          <w:tcPr>
+            <w:tcW w:type="dxa" w:w="2484"/>
+          </w:tcPr>
+          <w:p>
+            <w:pPr>
+              <w:spacing w:after="20"/>
+            </w:pPr>
+            <w:r>
+              <w:rPr>
+                <w:sz w:val="17"/>
+              </w:rPr>
+            </w:r>
+          </w:p>
+        </w:tc>
+      </w:tr>
+      <w:tr>
+        <w:tc>
+          <w:tcPr>
+            <w:tcW w:type="dxa" w:w="2484"/>
+          </w:tcPr>
+          <w:p>
+            <w:pPr>
+              <w:spacing w:after="20"/>
+            </w:pPr>
+            <w:r>
+              <w:rPr>
+                <w:sz w:val="17"/>
+              </w:rPr>
+            </w:r>
+            <w:r>
+              <w:rPr>
+                <w:b w:val="0"/>
+                <w:sz w:val="17"/>
+              </w:rPr>
               <w:t>Conflict of Interest Disclosure</w:t>
+            </w:r>
+          </w:p>
+        </w:tc>
+        <w:tc>
+          <w:tcPr>
+            <w:tcW w:type="dxa" w:w="2484"/>
+          </w:tcPr>
+          <w:p>
+            <w:pPr>
+              <w:spacing w:after="20"/>
+            </w:pPr>
+            <w:r>
+              <w:rPr>
+                <w:sz w:val="17"/>
+              </w:rPr>
+            </w:r>
+            <w:r>
+              <w:rPr>
+                <w:b w:val="0"/>
+                <w:sz w:val="17"/>
+              </w:rPr>
+              <w:t>Completed form / evidence</w:t>
+            </w:r>
+          </w:p>
+        </w:tc>
+        <w:tc>
+          <w:tcPr>
+            <w:tcW w:type="dxa" w:w="2484"/>
+          </w:tcPr>
+          <w:p>
+            <w:pPr>
+              <w:spacing w:after="20"/>
+            </w:pPr>
+            <w:r>
+              <w:rPr>
+                <w:sz w:val="17"/>
+              </w:rPr>
+            </w:r>
+          </w:p>
+        </w:tc>
+        <w:tc>
+          <w:tcPr>
+            <w:tcW w:type="dxa" w:w="2484"/>
+          </w:tcPr>
+          <w:p>
+            <w:pPr>
+              <w:spacing w:after="20"/>
+            </w:pPr>
+            <w:r>
+              <w:rPr>
+                <w:sz w:val="17"/>
+              </w:rPr>
+            </w:r>
+          </w:p>
+        </w:tc>
+      </w:tr>
+      <w:tr>
+        <w:tc>
+          <w:tcPr>
+            <w:tcW w:type="dxa" w:w="2484"/>
+          </w:tcPr>
+          <w:p>
+            <w:pPr>
+              <w:spacing w:after="20"/>
+            </w:pPr>
+            <w:r>
+              <w:rPr>
+                <w:sz w:val="17"/>
+              </w:rPr>
+            </w:r>
+            <w:r>
+              <w:rPr>
+                <w:b w:val="0"/>
+                <w:sz w:val="17"/>
+              </w:rPr>
+              <w:t>Master Document Register</w:t>
+            </w:r>
+          </w:p>
+        </w:tc>
+        <w:tc>
+          <w:tcPr>
+            <w:tcW w:type="dxa" w:w="2484"/>
+          </w:tcPr>
+          <w:p>
+            <w:pPr>
+              <w:spacing w:after="20"/>
+            </w:pPr>
+            <w:r>
+              <w:rPr>
+                <w:sz w:val="17"/>
+              </w:rPr>
+            </w:r>
+            <w:r>
+              <w:rPr>
+                <w:b w:val="0"/>
+                <w:sz w:val="17"/>
+              </w:rPr>
+              <w:t>Completed form / evidence</w:t>
+            </w:r>
+          </w:p>
+        </w:tc>
+        <w:tc>
+          <w:tcPr>
+            <w:tcW w:type="dxa" w:w="2484"/>
+          </w:tcPr>
+          <w:p>
+            <w:pPr>
+              <w:spacing w:after="20"/>
+            </w:pPr>
+            <w:r>
+              <w:rPr>
+                <w:sz w:val="17"/>
+              </w:rPr>
+            </w:r>
+          </w:p>
+        </w:tc>
+        <w:tc>
+          <w:tcPr>
+            <w:tcW w:type="dxa" w:w="2484"/>
+          </w:tcPr>
+          <w:p>
+            <w:pPr>
+              <w:spacing w:after="20"/>
+            </w:pPr>
+            <w:r>
+              <w:rPr>
+                <w:sz w:val="17"/>
+              </w:rPr>
+            </w:r>
+          </w:p>
+        </w:tc>
+      </w:tr>
+      <w:tr>
+        <w:tc>
+          <w:tcPr>
+            <w:tcW w:type="dxa" w:w="2484"/>
+          </w:tcPr>
+          <w:p>
+            <w:pPr>
+              <w:spacing w:after="20"/>
+            </w:pPr>
+            <w:r>
+              <w:rPr>
+                <w:sz w:val="17"/>
+              </w:rPr>
+            </w:r>
+            <w:r>
+              <w:rPr>
+                <w:b w:val="0"/>
+                <w:sz w:val="17"/>
+              </w:rPr>
+              <w:t>Document Rollout and Implementation Record</w:t>
+            </w:r>
+          </w:p>
+        </w:tc>
+        <w:tc>
+          <w:tcPr>
+            <w:tcW w:type="dxa" w:w="2484"/>
+          </w:tcPr>
+          <w:p>
+            <w:pPr>
+              <w:spacing w:after="20"/>
+            </w:pPr>
+            <w:r>
+              <w:rPr>
+                <w:sz w:val="17"/>
+              </w:rPr>
+            </w:r>
+            <w:r>
+              <w:rPr>
+                <w:b w:val="0"/>
+                <w:sz w:val="17"/>
+              </w:rPr>
+              <w:t>Completed form / evidence</w:t>
+            </w:r>
+          </w:p>
+        </w:tc>
+        <w:tc>
+          <w:tcPr>
+            <w:tcW w:type="dxa" w:w="2484"/>
+          </w:tcPr>
+          <w:p>
+            <w:pPr>
+              <w:spacing w:after="20"/>
+            </w:pPr>
+            <w:r>
+              <w:rPr>
+                <w:sz w:val="17"/>
+              </w:rPr>
+            </w:r>
+          </w:p>
+        </w:tc>
+        <w:tc>
+          <w:tcPr>
+            <w:tcW w:type="dxa" w:w="2484"/>
+          </w:tcPr>
+          <w:p>
+            <w:pPr>
+              <w:spacing w:after="20"/>
+            </w:pPr>
+            <w:r>
+              <w:rPr>
+                <w:sz w:val="17"/>
+              </w:rPr>
+            </w:r>
+          </w:p>
+        </w:tc>
+      </w:tr>
+      <w:tr>
+        <w:tc>
+          <w:tcPr>
+            <w:tcW w:type="dxa" w:w="2484"/>
+          </w:tcPr>
+          <w:p>
+            <w:pPr>
+              <w:spacing w:after="20"/>
+            </w:pPr>
+            <w:r>
+              <w:rPr>
+                <w:sz w:val="17"/>
+              </w:rPr>
+            </w:r>
+            <w:r>
+              <w:rPr>
+                <w:b w:val="0"/>
+                <w:sz w:val="17"/>
+              </w:rPr>
+              <w:t>Implementation Tracer Record</w:t>
             </w:r>
           </w:p>
         </w:tc>
@@ -15013,7 +15317,7 @@
         <w:rPr>
           <w:b w:val="0"/>
         </w:rPr>
-        <w:t xml:space="preserve"> (1) Show me your org chart and who is accountable for what.  (2) Show me the signed code of ethics for every staff member.  (3) Tell me about a time someone raised an ethical concern and what happened.  (4) How does leadership know what the community you serve needs?</w:t>
+        <w:t xml:space="preserve"> (1) Show me your org chart and who is accountable for what.  (2) Show me the signed code of ethics for every staff member.  (3) Tell me about a time someone raised an ethical concern and what happened.  (4) How does leadership know what the community you serve needs?  (5) Show me one policy traced end to end: approved, published, staff trained, competency observed, and then checked in real practice.  (6) How do you know staff are working from the current version and not last year's?</w:t>
       </w:r>
     </w:p>
     <w:p/>

--- a/.claude/skills/carf-peer-support-accreditation/providers/example-peer-agency/output/04_Roadmap_and_Survey_Prep.docx
+++ b/.claude/skills/carf-peer-support-accreditation/providers/example-peer-agency/output/04_Roadmap_and_Survey_Prep.docx
@@ -14025,7 +14025,7 @@
         <w:rPr>
           <w:b w:val="0"/>
         </w:rPr>
-        <w:t xml:space="preserve"> Distribution of results is the most-missed requirement in Section 1.N.</w:t>
+        <w:t xml:space="preserve"> Distribution of results is the most-missed requirement in Section 1.M.</w:t>
       </w:r>
     </w:p>
     <w:p>
@@ -15332,7 +15332,7 @@
           <w:color w:val="1F3B63"/>
           <w:sz w:val="26"/>
         </w:rPr>
-        <w:t>Tab 1.B — Governance</w:t>
+        <w:t>Tab 1.B — Governance (Optional)</w:t>
       </w:r>
     </w:p>
     <w:p>
@@ -15790,7 +15790,7 @@
           <w:color w:val="1F3B63"/>
           <w:sz w:val="26"/>
         </w:rPr>
-        <w:t>Tab 1.C — Strategic Integrated Planning</w:t>
+        <w:t>Tab 1.C — Strategic Planning</w:t>
       </w:r>
     </w:p>
     <w:p>
@@ -18918,7 +18918,7 @@
           <w:color w:val="1F3B63"/>
           <w:sz w:val="26"/>
         </w:rPr>
-        <w:t>Tab 1.I — Human Resources</w:t>
+        <w:t>Tab 1.I — Workforce Development and Management</w:t>
       </w:r>
     </w:p>
     <w:p>
@@ -20288,693 +20288,7 @@
           <w:color w:val="1F3B63"/>
           <w:sz w:val="26"/>
         </w:rPr>
-        <w:t>Tab 1.J — Technology</w:t>
-      </w:r>
-    </w:p>
-    <w:p>
-      <w:r>
-        <w:rPr>
-          <w:b w:val="0"/>
-        </w:rPr>
-        <w:t>A written technology and systems plan covering the systems in use, who may access what, how data is backed up and tested, what happens when the system is down, and how confidentiality is protected. If information and communication technology (telehealth, texting, video) is used to deliver service, that has its own written procedures.</w:t>
-      </w:r>
-    </w:p>
-    <w:tbl>
-      <w:tblPr>
-        <w:tblStyle w:val="TableGrid"/>
-        <w:tblW w:type="auto" w:w="0"/>
-        <w:tblLayout w:type="autofit"/>
-        <w:tblLook w:firstColumn="1" w:firstRow="1" w:lastColumn="0" w:lastRow="0" w:noHBand="0" w:noVBand="1" w:val="04A0"/>
-      </w:tblPr>
-      <w:tblGrid>
-        <w:gridCol w:w="2484"/>
-        <w:gridCol w:w="2484"/>
-        <w:gridCol w:w="2484"/>
-        <w:gridCol w:w="2484"/>
-      </w:tblGrid>
-      <w:tr>
-        <w:tc>
-          <w:tcPr>
-            <w:tcW w:type="dxa" w:w="2484"/>
-            <w:shd w:val="clear" w:fill="E8EDF5"/>
-          </w:tcPr>
-          <w:p>
-            <w:pPr>
-              <w:spacing w:after="20"/>
-            </w:pPr>
-            <w:r>
-              <w:rPr>
-                <w:b/>
-                <w:sz w:val="17"/>
-              </w:rPr>
-            </w:r>
-            <w:r>
-              <w:rPr>
-                <w:b/>
-                <w:sz w:val="17"/>
-              </w:rPr>
-              <w:t>What goes in this tab</w:t>
-            </w:r>
-          </w:p>
-        </w:tc>
-        <w:tc>
-          <w:tcPr>
-            <w:tcW w:type="dxa" w:w="2484"/>
-            <w:shd w:val="clear" w:fill="E8EDF5"/>
-          </w:tcPr>
-          <w:p>
-            <w:pPr>
-              <w:spacing w:after="20"/>
-            </w:pPr>
-            <w:r>
-              <w:rPr>
-                <w:b/>
-                <w:sz w:val="17"/>
-              </w:rPr>
-            </w:r>
-            <w:r>
-              <w:rPr>
-                <w:b/>
-                <w:sz w:val="17"/>
-              </w:rPr>
-              <w:t>Type</w:t>
-            </w:r>
-          </w:p>
-        </w:tc>
-        <w:tc>
-          <w:tcPr>
-            <w:tcW w:type="dxa" w:w="2484"/>
-            <w:shd w:val="clear" w:fill="E8EDF5"/>
-          </w:tcPr>
-          <w:p>
-            <w:pPr>
-              <w:spacing w:after="20"/>
-            </w:pPr>
-            <w:r>
-              <w:rPr>
-                <w:b/>
-                <w:sz w:val="17"/>
-              </w:rPr>
-            </w:r>
-            <w:r>
-              <w:rPr>
-                <w:b/>
-                <w:sz w:val="17"/>
-              </w:rPr>
-              <w:t>Present?</w:t>
-            </w:r>
-          </w:p>
-        </w:tc>
-        <w:tc>
-          <w:tcPr>
-            <w:tcW w:type="dxa" w:w="2484"/>
-            <w:shd w:val="clear" w:fill="E8EDF5"/>
-          </w:tcPr>
-          <w:p>
-            <w:pPr>
-              <w:spacing w:after="20"/>
-            </w:pPr>
-            <w:r>
-              <w:rPr>
-                <w:b/>
-                <w:sz w:val="17"/>
-              </w:rPr>
-            </w:r>
-            <w:r>
-              <w:rPr>
-                <w:b/>
-                <w:sz w:val="17"/>
-              </w:rPr>
-              <w:t>Date on it</w:t>
-            </w:r>
-          </w:p>
-        </w:tc>
-      </w:tr>
-      <w:tr>
-        <w:tc>
-          <w:tcPr>
-            <w:tcW w:type="dxa" w:w="2484"/>
-          </w:tcPr>
-          <w:p>
-            <w:pPr>
-              <w:spacing w:after="20"/>
-            </w:pPr>
-            <w:r>
-              <w:rPr>
-                <w:sz w:val="17"/>
-              </w:rPr>
-            </w:r>
-            <w:r>
-              <w:rPr>
-                <w:b w:val="0"/>
-                <w:sz w:val="17"/>
-              </w:rPr>
-              <w:t>1J-01 Technology and System Planning</w:t>
-            </w:r>
-          </w:p>
-        </w:tc>
-        <w:tc>
-          <w:tcPr>
-            <w:tcW w:type="dxa" w:w="2484"/>
-          </w:tcPr>
-          <w:p>
-            <w:pPr>
-              <w:spacing w:after="20"/>
-            </w:pPr>
-            <w:r>
-              <w:rPr>
-                <w:sz w:val="17"/>
-              </w:rPr>
-            </w:r>
-            <w:r>
-              <w:rPr>
-                <w:b w:val="0"/>
-                <w:sz w:val="17"/>
-              </w:rPr>
-              <w:t>Policy</w:t>
-            </w:r>
-          </w:p>
-        </w:tc>
-        <w:tc>
-          <w:tcPr>
-            <w:tcW w:type="dxa" w:w="2484"/>
-          </w:tcPr>
-          <w:p>
-            <w:pPr>
-              <w:spacing w:after="20"/>
-            </w:pPr>
-            <w:r>
-              <w:rPr>
-                <w:sz w:val="17"/>
-              </w:rPr>
-            </w:r>
-          </w:p>
-        </w:tc>
-        <w:tc>
-          <w:tcPr>
-            <w:tcW w:type="dxa" w:w="2484"/>
-          </w:tcPr>
-          <w:p>
-            <w:pPr>
-              <w:spacing w:after="20"/>
-            </w:pPr>
-            <w:r>
-              <w:rPr>
-                <w:sz w:val="17"/>
-              </w:rPr>
-            </w:r>
-          </w:p>
-        </w:tc>
-      </w:tr>
-      <w:tr>
-        <w:tc>
-          <w:tcPr>
-            <w:tcW w:type="dxa" w:w="2484"/>
-          </w:tcPr>
-          <w:p>
-            <w:pPr>
-              <w:spacing w:after="20"/>
-            </w:pPr>
-            <w:r>
-              <w:rPr>
-                <w:sz w:val="17"/>
-              </w:rPr>
-            </w:r>
-            <w:r>
-              <w:rPr>
-                <w:b w:val="0"/>
-                <w:sz w:val="17"/>
-              </w:rPr>
-              <w:t>1J-02 Information Security and Confidentiality of Data</w:t>
-            </w:r>
-          </w:p>
-        </w:tc>
-        <w:tc>
-          <w:tcPr>
-            <w:tcW w:type="dxa" w:w="2484"/>
-          </w:tcPr>
-          <w:p>
-            <w:pPr>
-              <w:spacing w:after="20"/>
-            </w:pPr>
-            <w:r>
-              <w:rPr>
-                <w:sz w:val="17"/>
-              </w:rPr>
-            </w:r>
-            <w:r>
-              <w:rPr>
-                <w:b w:val="0"/>
-                <w:sz w:val="17"/>
-              </w:rPr>
-              <w:t>Policy</w:t>
-            </w:r>
-          </w:p>
-        </w:tc>
-        <w:tc>
-          <w:tcPr>
-            <w:tcW w:type="dxa" w:w="2484"/>
-          </w:tcPr>
-          <w:p>
-            <w:pPr>
-              <w:spacing w:after="20"/>
-            </w:pPr>
-            <w:r>
-              <w:rPr>
-                <w:sz w:val="17"/>
-              </w:rPr>
-            </w:r>
-          </w:p>
-        </w:tc>
-        <w:tc>
-          <w:tcPr>
-            <w:tcW w:type="dxa" w:w="2484"/>
-          </w:tcPr>
-          <w:p>
-            <w:pPr>
-              <w:spacing w:after="20"/>
-            </w:pPr>
-            <w:r>
-              <w:rPr>
-                <w:sz w:val="17"/>
-              </w:rPr>
-            </w:r>
-          </w:p>
-        </w:tc>
-      </w:tr>
-      <w:tr>
-        <w:tc>
-          <w:tcPr>
-            <w:tcW w:type="dxa" w:w="2484"/>
-          </w:tcPr>
-          <w:p>
-            <w:pPr>
-              <w:spacing w:after="20"/>
-            </w:pPr>
-            <w:r>
-              <w:rPr>
-                <w:sz w:val="17"/>
-              </w:rPr>
-            </w:r>
-            <w:r>
-              <w:rPr>
-                <w:b w:val="0"/>
-                <w:sz w:val="17"/>
-              </w:rPr>
-              <w:t>1J-03 Social Media, Mobile Devices, and Electronic Communication</w:t>
-            </w:r>
-          </w:p>
-        </w:tc>
-        <w:tc>
-          <w:tcPr>
-            <w:tcW w:type="dxa" w:w="2484"/>
-          </w:tcPr>
-          <w:p>
-            <w:pPr>
-              <w:spacing w:after="20"/>
-            </w:pPr>
-            <w:r>
-              <w:rPr>
-                <w:sz w:val="17"/>
-              </w:rPr>
-            </w:r>
-            <w:r>
-              <w:rPr>
-                <w:b w:val="0"/>
-                <w:sz w:val="17"/>
-              </w:rPr>
-              <w:t>Policy</w:t>
-            </w:r>
-          </w:p>
-        </w:tc>
-        <w:tc>
-          <w:tcPr>
-            <w:tcW w:type="dxa" w:w="2484"/>
-          </w:tcPr>
-          <w:p>
-            <w:pPr>
-              <w:spacing w:after="20"/>
-            </w:pPr>
-            <w:r>
-              <w:rPr>
-                <w:sz w:val="17"/>
-              </w:rPr>
-            </w:r>
-          </w:p>
-        </w:tc>
-        <w:tc>
-          <w:tcPr>
-            <w:tcW w:type="dxa" w:w="2484"/>
-          </w:tcPr>
-          <w:p>
-            <w:pPr>
-              <w:spacing w:after="20"/>
-            </w:pPr>
-            <w:r>
-              <w:rPr>
-                <w:sz w:val="17"/>
-              </w:rPr>
-            </w:r>
-          </w:p>
-        </w:tc>
-      </w:tr>
-      <w:tr>
-        <w:tc>
-          <w:tcPr>
-            <w:tcW w:type="dxa" w:w="2484"/>
-          </w:tcPr>
-          <w:p>
-            <w:pPr>
-              <w:spacing w:after="20"/>
-            </w:pPr>
-            <w:r>
-              <w:rPr>
-                <w:sz w:val="17"/>
-              </w:rPr>
-            </w:r>
-            <w:r>
-              <w:rPr>
-                <w:b w:val="0"/>
-                <w:sz w:val="17"/>
-              </w:rPr>
-              <w:t>1J-04 Information and Communication Technology in Service Delivery (Telehealth)</w:t>
-            </w:r>
-          </w:p>
-        </w:tc>
-        <w:tc>
-          <w:tcPr>
-            <w:tcW w:type="dxa" w:w="2484"/>
-          </w:tcPr>
-          <w:p>
-            <w:pPr>
-              <w:spacing w:after="20"/>
-            </w:pPr>
-            <w:r>
-              <w:rPr>
-                <w:sz w:val="17"/>
-              </w:rPr>
-            </w:r>
-            <w:r>
-              <w:rPr>
-                <w:b w:val="0"/>
-                <w:sz w:val="17"/>
-              </w:rPr>
-              <w:t>Policy</w:t>
-            </w:r>
-          </w:p>
-        </w:tc>
-        <w:tc>
-          <w:tcPr>
-            <w:tcW w:type="dxa" w:w="2484"/>
-          </w:tcPr>
-          <w:p>
-            <w:pPr>
-              <w:spacing w:after="20"/>
-            </w:pPr>
-            <w:r>
-              <w:rPr>
-                <w:sz w:val="17"/>
-              </w:rPr>
-            </w:r>
-          </w:p>
-        </w:tc>
-        <w:tc>
-          <w:tcPr>
-            <w:tcW w:type="dxa" w:w="2484"/>
-          </w:tcPr>
-          <w:p>
-            <w:pPr>
-              <w:spacing w:after="20"/>
-            </w:pPr>
-            <w:r>
-              <w:rPr>
-                <w:sz w:val="17"/>
-              </w:rPr>
-            </w:r>
-          </w:p>
-        </w:tc>
-      </w:tr>
-      <w:tr>
-        <w:tc>
-          <w:tcPr>
-            <w:tcW w:type="dxa" w:w="2484"/>
-          </w:tcPr>
-          <w:p>
-            <w:pPr>
-              <w:spacing w:after="20"/>
-            </w:pPr>
-            <w:r>
-              <w:rPr>
-                <w:sz w:val="17"/>
-              </w:rPr>
-            </w:r>
-            <w:r>
-              <w:rPr>
-                <w:b w:val="0"/>
-                <w:sz w:val="17"/>
-              </w:rPr>
-              <w:t>Technology and System Plan</w:t>
-            </w:r>
-          </w:p>
-        </w:tc>
-        <w:tc>
-          <w:tcPr>
-            <w:tcW w:type="dxa" w:w="2484"/>
-          </w:tcPr>
-          <w:p>
-            <w:pPr>
-              <w:spacing w:after="20"/>
-            </w:pPr>
-            <w:r>
-              <w:rPr>
-                <w:sz w:val="17"/>
-              </w:rPr>
-            </w:r>
-            <w:r>
-              <w:rPr>
-                <w:b w:val="0"/>
-                <w:sz w:val="17"/>
-              </w:rPr>
-              <w:t>Plan</w:t>
-            </w:r>
-          </w:p>
-        </w:tc>
-        <w:tc>
-          <w:tcPr>
-            <w:tcW w:type="dxa" w:w="2484"/>
-          </w:tcPr>
-          <w:p>
-            <w:pPr>
-              <w:spacing w:after="20"/>
-            </w:pPr>
-            <w:r>
-              <w:rPr>
-                <w:sz w:val="17"/>
-              </w:rPr>
-            </w:r>
-          </w:p>
-        </w:tc>
-        <w:tc>
-          <w:tcPr>
-            <w:tcW w:type="dxa" w:w="2484"/>
-          </w:tcPr>
-          <w:p>
-            <w:pPr>
-              <w:spacing w:after="20"/>
-            </w:pPr>
-            <w:r>
-              <w:rPr>
-                <w:sz w:val="17"/>
-              </w:rPr>
-            </w:r>
-          </w:p>
-        </w:tc>
-      </w:tr>
-      <w:tr>
-        <w:tc>
-          <w:tcPr>
-            <w:tcW w:type="dxa" w:w="2484"/>
-          </w:tcPr>
-          <w:p>
-            <w:pPr>
-              <w:spacing w:after="20"/>
-            </w:pPr>
-            <w:r>
-              <w:rPr>
-                <w:sz w:val="17"/>
-              </w:rPr>
-            </w:r>
-            <w:r>
-              <w:rPr>
-                <w:b w:val="0"/>
-                <w:sz w:val="17"/>
-              </w:rPr>
-              <w:t>System Downtime Service Log and Procedure</w:t>
-            </w:r>
-          </w:p>
-        </w:tc>
-        <w:tc>
-          <w:tcPr>
-            <w:tcW w:type="dxa" w:w="2484"/>
-          </w:tcPr>
-          <w:p>
-            <w:pPr>
-              <w:spacing w:after="20"/>
-            </w:pPr>
-            <w:r>
-              <w:rPr>
-                <w:sz w:val="17"/>
-              </w:rPr>
-            </w:r>
-            <w:r>
-              <w:rPr>
-                <w:b w:val="0"/>
-                <w:sz w:val="17"/>
-              </w:rPr>
-              <w:t>Completed form / evidence</w:t>
-            </w:r>
-          </w:p>
-        </w:tc>
-        <w:tc>
-          <w:tcPr>
-            <w:tcW w:type="dxa" w:w="2484"/>
-          </w:tcPr>
-          <w:p>
-            <w:pPr>
-              <w:spacing w:after="20"/>
-            </w:pPr>
-            <w:r>
-              <w:rPr>
-                <w:sz w:val="17"/>
-              </w:rPr>
-            </w:r>
-          </w:p>
-        </w:tc>
-        <w:tc>
-          <w:tcPr>
-            <w:tcW w:type="dxa" w:w="2484"/>
-          </w:tcPr>
-          <w:p>
-            <w:pPr>
-              <w:spacing w:after="20"/>
-            </w:pPr>
-            <w:r>
-              <w:rPr>
-                <w:sz w:val="17"/>
-              </w:rPr>
-            </w:r>
-          </w:p>
-        </w:tc>
-      </w:tr>
-      <w:tr>
-        <w:tc>
-          <w:tcPr>
-            <w:tcW w:type="dxa" w:w="2484"/>
-          </w:tcPr>
-          <w:p>
-            <w:pPr>
-              <w:spacing w:after="20"/>
-            </w:pPr>
-            <w:r>
-              <w:rPr>
-                <w:sz w:val="17"/>
-              </w:rPr>
-            </w:r>
-            <w:r>
-              <w:rPr>
-                <w:b w:val="0"/>
-                <w:sz w:val="17"/>
-              </w:rPr>
-              <w:t>Device and System Access Log</w:t>
-            </w:r>
-          </w:p>
-        </w:tc>
-        <w:tc>
-          <w:tcPr>
-            <w:tcW w:type="dxa" w:w="2484"/>
-          </w:tcPr>
-          <w:p>
-            <w:pPr>
-              <w:spacing w:after="20"/>
-            </w:pPr>
-            <w:r>
-              <w:rPr>
-                <w:sz w:val="17"/>
-              </w:rPr>
-            </w:r>
-            <w:r>
-              <w:rPr>
-                <w:b w:val="0"/>
-                <w:sz w:val="17"/>
-              </w:rPr>
-              <w:t>Completed form / evidence</w:t>
-            </w:r>
-          </w:p>
-        </w:tc>
-        <w:tc>
-          <w:tcPr>
-            <w:tcW w:type="dxa" w:w="2484"/>
-          </w:tcPr>
-          <w:p>
-            <w:pPr>
-              <w:spacing w:after="20"/>
-            </w:pPr>
-            <w:r>
-              <w:rPr>
-                <w:sz w:val="17"/>
-              </w:rPr>
-            </w:r>
-          </w:p>
-        </w:tc>
-        <w:tc>
-          <w:tcPr>
-            <w:tcW w:type="dxa" w:w="2484"/>
-          </w:tcPr>
-          <w:p>
-            <w:pPr>
-              <w:spacing w:after="20"/>
-            </w:pPr>
-            <w:r>
-              <w:rPr>
-                <w:sz w:val="17"/>
-              </w:rPr>
-            </w:r>
-          </w:p>
-        </w:tc>
-      </w:tr>
-    </w:tbl>
-    <w:p>
-      <w:pPr>
-        <w:spacing w:after="40"/>
-      </w:pPr>
-    </w:p>
-    <w:p>
-      <w:r>
-        <w:rPr>
-          <w:b/>
-        </w:rPr>
-        <w:t>Surveyor will ask:</w:t>
-      </w:r>
-      <w:r>
-        <w:rPr>
-          <w:b w:val="0"/>
-        </w:rPr>
-        <w:t xml:space="preserve"> (1) What happens to service delivery if your EHR is down for two days?  (2) When did you last test a restore from backup?  (3) Show me your texting and social media rules for peer staff.</w:t>
-      </w:r>
-    </w:p>
-    <w:p/>
-    <w:p>
-      <w:pPr>
-        <w:keepNext/>
-        <w:spacing w:before="200" w:after="80"/>
-      </w:pPr>
-      <w:r>
-        <w:rPr>
-          <w:b/>
-          <w:color w:val="1F3B63"/>
-          <w:sz w:val="26"/>
-        </w:rPr>
-        <w:t>Tab 1.K — Rights of Persons Served</w:t>
+        <w:t>Tab 1.J — Rights of Persons Served</w:t>
       </w:r>
     </w:p>
     <w:p>
@@ -21115,7 +20429,7 @@
                 <w:b w:val="0"/>
                 <w:sz w:val="17"/>
               </w:rPr>
-              <w:t>1K-01 Rights of the Persons Served</w:t>
+              <w:t>1J-01 Rights of the Persons Served</w:t>
             </w:r>
           </w:p>
         </w:tc>
@@ -21191,7 +20505,7 @@
                 <w:b w:val="0"/>
                 <w:sz w:val="17"/>
               </w:rPr>
-              <w:t>1K-02 Grievances, Complaints, and Appeals</w:t>
+              <w:t>1J-02 Grievances, Complaints, and Appeals</w:t>
             </w:r>
           </w:p>
         </w:tc>
@@ -21267,7 +20581,7 @@
                 <w:b w:val="0"/>
                 <w:sz w:val="17"/>
               </w:rPr>
-              <w:t>1K-03 Confidentiality and Release of Information</w:t>
+              <w:t>1J-03 Confidentiality and Release of Information</w:t>
             </w:r>
           </w:p>
         </w:tc>
@@ -21343,7 +20657,7 @@
                 <w:b w:val="0"/>
                 <w:sz w:val="17"/>
               </w:rPr>
-              <w:t>1K-04 Informed Consent for Services</w:t>
+              <w:t>1J-04 Informed Consent for Services</w:t>
             </w:r>
           </w:p>
         </w:tc>
@@ -21964,7 +21278,7 @@
           <w:color w:val="1F3B63"/>
           <w:sz w:val="26"/>
         </w:rPr>
-        <w:t>Tab 1.L — Accessibility</w:t>
+        <w:t>Tab 1.K — Accessibility</w:t>
       </w:r>
     </w:p>
     <w:p>
@@ -22105,7 +21419,7 @@
                 <w:b w:val="0"/>
                 <w:sz w:val="17"/>
               </w:rPr>
-              <w:t>1L-01 Accessibility</w:t>
+              <w:t>1K-01 Accessibility</w:t>
             </w:r>
           </w:p>
         </w:tc>
@@ -22346,7 +21660,7 @@
           <w:color w:val="1F3B63"/>
           <w:sz w:val="26"/>
         </w:rPr>
-        <w:t>Tab 1.M — Performance Measurement and Management</w:t>
+        <w:t>Tab 1.L — Performance Measurement and Management</w:t>
       </w:r>
     </w:p>
     <w:p>
@@ -22487,7 +21801,7 @@
                 <w:b w:val="0"/>
                 <w:sz w:val="17"/>
               </w:rPr>
-              <w:t>1M-01 Performance Measurement and Management</w:t>
+              <w:t>1L-01 Performance Measurement and Management</w:t>
             </w:r>
           </w:p>
         </w:tc>
@@ -22804,7 +22118,7 @@
           <w:color w:val="1F3B63"/>
           <w:sz w:val="26"/>
         </w:rPr>
-        <w:t>Tab 1.N — Performance Improvement</w:t>
+        <w:t>Tab 1.M — Performance Improvement</w:t>
       </w:r>
     </w:p>
     <w:p>
@@ -22945,7 +22259,7 @@
                 <w:b w:val="0"/>
                 <w:sz w:val="17"/>
               </w:rPr>
-              <w:t>1N-01 Performance Improvement</w:t>
+              <w:t>1M-01 Performance Improvement</w:t>
             </w:r>
           </w:p>
         </w:tc>
@@ -24482,7 +23796,7 @@
           <w:color w:val="1F3B63"/>
           <w:sz w:val="26"/>
         </w:rPr>
-        <w:t>Tab 2.C — Person-Centered Plan</w:t>
+        <w:t>Tab 2.C — Person-Centered Planning</w:t>
       </w:r>
     </w:p>
     <w:p>
@@ -25932,7 +25246,7 @@
           <w:color w:val="1F3B63"/>
           <w:sz w:val="26"/>
         </w:rPr>
-        <w:t>Tab 2.F — Nonviolent Practices</w:t>
+        <w:t>Tab 2.F — Promoting Nonviolent Practices</w:t>
       </w:r>
     </w:p>
     <w:p>
@@ -26924,7 +26238,7 @@
           <w:color w:val="1F3B63"/>
           <w:sz w:val="26"/>
         </w:rPr>
-        <w:t>Tab 2.H — Quality Record Review</w:t>
+        <w:t>Tab 2.H — Quality Records Management</w:t>
       </w:r>
     </w:p>
     <w:p>
@@ -27382,7 +26696,237 @@
           <w:color w:val="1F3B63"/>
           <w:sz w:val="26"/>
         </w:rPr>
-        <w:t>Tab 3.CI — Community Integration</w:t>
+        <w:t>Tab 2.I — Service Delivery Using Information and Communication Technologies</w:t>
+      </w:r>
+    </w:p>
+    <w:p>
+      <w:r>
+        <w:rPr>
+          <w:b w:val="0"/>
+        </w:rPr>
+        <w:t>Where any part of the service is delivered by video, phone or other technology, it meets the same standards as in-person service: informed consent specific to the technology, identity and location verified at each contact, an emergency plan for the person's actual location, an approved platform under a business associate agreement, staff trained and assessed as competent in delivering peer support remotely, and documentation that records the modality and both parties' locations.</w:t>
+      </w:r>
+    </w:p>
+    <w:tbl>
+      <w:tblPr>
+        <w:tblStyle w:val="TableGrid"/>
+        <w:tblW w:type="auto" w:w="0"/>
+        <w:tblLayout w:type="autofit"/>
+        <w:tblLook w:firstColumn="1" w:firstRow="1" w:lastColumn="0" w:lastRow="0" w:noHBand="0" w:noVBand="1" w:val="04A0"/>
+      </w:tblPr>
+      <w:tblGrid>
+        <w:gridCol w:w="2484"/>
+        <w:gridCol w:w="2484"/>
+        <w:gridCol w:w="2484"/>
+        <w:gridCol w:w="2484"/>
+      </w:tblGrid>
+      <w:tr>
+        <w:tc>
+          <w:tcPr>
+            <w:tcW w:type="dxa" w:w="2484"/>
+            <w:shd w:val="clear" w:fill="E8EDF5"/>
+          </w:tcPr>
+          <w:p>
+            <w:pPr>
+              <w:spacing w:after="20"/>
+            </w:pPr>
+            <w:r>
+              <w:rPr>
+                <w:b/>
+                <w:sz w:val="17"/>
+              </w:rPr>
+            </w:r>
+            <w:r>
+              <w:rPr>
+                <w:b/>
+                <w:sz w:val="17"/>
+              </w:rPr>
+              <w:t>What goes in this tab</w:t>
+            </w:r>
+          </w:p>
+        </w:tc>
+        <w:tc>
+          <w:tcPr>
+            <w:tcW w:type="dxa" w:w="2484"/>
+            <w:shd w:val="clear" w:fill="E8EDF5"/>
+          </w:tcPr>
+          <w:p>
+            <w:pPr>
+              <w:spacing w:after="20"/>
+            </w:pPr>
+            <w:r>
+              <w:rPr>
+                <w:b/>
+                <w:sz w:val="17"/>
+              </w:rPr>
+            </w:r>
+            <w:r>
+              <w:rPr>
+                <w:b/>
+                <w:sz w:val="17"/>
+              </w:rPr>
+              <w:t>Type</w:t>
+            </w:r>
+          </w:p>
+        </w:tc>
+        <w:tc>
+          <w:tcPr>
+            <w:tcW w:type="dxa" w:w="2484"/>
+            <w:shd w:val="clear" w:fill="E8EDF5"/>
+          </w:tcPr>
+          <w:p>
+            <w:pPr>
+              <w:spacing w:after="20"/>
+            </w:pPr>
+            <w:r>
+              <w:rPr>
+                <w:b/>
+                <w:sz w:val="17"/>
+              </w:rPr>
+            </w:r>
+            <w:r>
+              <w:rPr>
+                <w:b/>
+                <w:sz w:val="17"/>
+              </w:rPr>
+              <w:t>Present?</w:t>
+            </w:r>
+          </w:p>
+        </w:tc>
+        <w:tc>
+          <w:tcPr>
+            <w:tcW w:type="dxa" w:w="2484"/>
+            <w:shd w:val="clear" w:fill="E8EDF5"/>
+          </w:tcPr>
+          <w:p>
+            <w:pPr>
+              <w:spacing w:after="20"/>
+            </w:pPr>
+            <w:r>
+              <w:rPr>
+                <w:b/>
+                <w:sz w:val="17"/>
+              </w:rPr>
+            </w:r>
+            <w:r>
+              <w:rPr>
+                <w:b/>
+                <w:sz w:val="17"/>
+              </w:rPr>
+              <w:t>Date on it</w:t>
+            </w:r>
+          </w:p>
+        </w:tc>
+      </w:tr>
+      <w:tr>
+        <w:tc>
+          <w:tcPr>
+            <w:tcW w:type="dxa" w:w="2484"/>
+          </w:tcPr>
+          <w:p>
+            <w:pPr>
+              <w:spacing w:after="20"/>
+            </w:pPr>
+            <w:r>
+              <w:rPr>
+                <w:sz w:val="17"/>
+              </w:rPr>
+            </w:r>
+            <w:r>
+              <w:rPr>
+                <w:b w:val="0"/>
+                <w:sz w:val="17"/>
+              </w:rPr>
+              <w:t>2I-01 Information and Communication Technology in Service Delivery (Telehealth)</w:t>
+            </w:r>
+          </w:p>
+        </w:tc>
+        <w:tc>
+          <w:tcPr>
+            <w:tcW w:type="dxa" w:w="2484"/>
+          </w:tcPr>
+          <w:p>
+            <w:pPr>
+              <w:spacing w:after="20"/>
+            </w:pPr>
+            <w:r>
+              <w:rPr>
+                <w:sz w:val="17"/>
+              </w:rPr>
+            </w:r>
+            <w:r>
+              <w:rPr>
+                <w:b w:val="0"/>
+                <w:sz w:val="17"/>
+              </w:rPr>
+              <w:t>Policy</w:t>
+            </w:r>
+          </w:p>
+        </w:tc>
+        <w:tc>
+          <w:tcPr>
+            <w:tcW w:type="dxa" w:w="2484"/>
+          </w:tcPr>
+          <w:p>
+            <w:pPr>
+              <w:spacing w:after="20"/>
+            </w:pPr>
+            <w:r>
+              <w:rPr>
+                <w:sz w:val="17"/>
+              </w:rPr>
+            </w:r>
+          </w:p>
+        </w:tc>
+        <w:tc>
+          <w:tcPr>
+            <w:tcW w:type="dxa" w:w="2484"/>
+          </w:tcPr>
+          <w:p>
+            <w:pPr>
+              <w:spacing w:after="20"/>
+            </w:pPr>
+            <w:r>
+              <w:rPr>
+                <w:sz w:val="17"/>
+              </w:rPr>
+            </w:r>
+          </w:p>
+        </w:tc>
+      </w:tr>
+    </w:tbl>
+    <w:p>
+      <w:pPr>
+        <w:spacing w:after="40"/>
+      </w:pPr>
+    </w:p>
+    <w:p>
+      <w:r>
+        <w:rPr>
+          <w:b/>
+        </w:rPr>
+        <w:t>Surveyor will ask:</w:t>
+      </w:r>
+      <w:r>
+        <w:rPr>
+          <w:b w:val="0"/>
+        </w:rPr>
+        <w:t xml:space="preserve"> (1) Do you deliver any part of this service by video or phone?  (2) Show me a technology-specific consent.  (3) Where is the person when you meet by video, and how do you know?  (4) If someone was in crisis on a video call, how would you get help to them?</w:t>
+      </w:r>
+    </w:p>
+    <w:p/>
+    <w:p>
+      <w:pPr>
+        <w:keepNext/>
+        <w:spacing w:before="200" w:after="80"/>
+      </w:pPr>
+      <w:r>
+        <w:rPr>
+          <w:b/>
+          <w:color w:val="1F3B63"/>
+          <w:sz w:val="26"/>
+        </w:rPr>
+        <w:t>Tab 3.C — Community Integration</w:t>
       </w:r>
     </w:p>
     <w:p>
@@ -27523,7 +27067,7 @@
                 <w:b w:val="0"/>
                 <w:sz w:val="17"/>
               </w:rPr>
-              <w:t>3CI-01 Community Integration Program Philosophy and Scope</w:t>
+              <w:t>3C-01 Community Integration Program Philosophy and Scope</w:t>
             </w:r>
           </w:p>
         </w:tc>
@@ -27599,7 +27143,7 @@
                 <w:b w:val="0"/>
                 <w:sz w:val="17"/>
               </w:rPr>
-              <w:t>3CI-02 Choice, Self-Determination, and Dignity of Risk</w:t>
+              <w:t>3C-02 Choice, Self-Determination, and Dignity of Risk</w:t>
             </w:r>
           </w:p>
         </w:tc>
@@ -27675,7 +27219,7 @@
                 <w:b w:val="0"/>
                 <w:sz w:val="17"/>
               </w:rPr>
-              <w:t>3CI-03 Natural Supports and Community Connection</w:t>
+              <w:t>3C-03 Natural Supports and Community Connection</w:t>
             </w:r>
           </w:p>
         </w:tc>
@@ -27751,7 +27295,7 @@
                 <w:b w:val="0"/>
                 <w:sz w:val="17"/>
               </w:rPr>
-              <w:t>3CI-04 Transportation and Community Outings</w:t>
+              <w:t>3C-04 Transportation and Community Outings</w:t>
             </w:r>
           </w:p>
         </w:tc>
@@ -27827,7 +27371,7 @@
                 <w:b w:val="0"/>
                 <w:sz w:val="17"/>
               </w:rPr>
-              <w:t>3CI-05 Advocacy, Benefits, and Removing Barriers</w:t>
+              <w:t>3C-05 Advocacy, Benefits, and Removing Barriers</w:t>
             </w:r>
           </w:p>
         </w:tc>
@@ -28220,7 +27764,7 @@
           <w:color w:val="1F3B63"/>
           <w:sz w:val="26"/>
         </w:rPr>
-        <w:t>Tab 3.PEER — Peer Workforce Requirements (cross-cutting)</w:t>
+        <w:t>Tab 3.PEER — Peer Workforce Requirements (this skill's own grouping - NOT a CARF area)</w:t>
       </w:r>
     </w:p>
     <w:p>
@@ -28228,7 +27772,7 @@
         <w:rPr>
           <w:b w:val="0"/>
         </w:rPr>
-        <w:t>Peer support is a WORKFORCE and a service model, not a separate CARF program section. Its requirements are enforced through 1.I (credential, competency, supervision), 2.A (program description and staffing), 2.C (person-centered planning done WITH the person), and the Section 3 program. This area exists so nothing peer-specific falls between the cracks: lived experience as a job qualification, the state peer credential, self-disclosure boundaries, mutuality, dual-relationship management in small recovery communities, peer staff wellness, and career ladder.</w:t>
+        <w:t>Peer support is a WORKFORCE and a service model, not a separate CARF program section. Its requirements are enforced through 1.I (credential, competency, supervision), 2.A (program description and staffing), 2.C (person-centered planning done WITH the person), and the Section 3 program. This area exists so nothing peer-specific falls between the cracks: lived experience as a job qualification, the state peer credential, self-disclosure boundaries, mutuality, dual-relationship management in small recovery communities, peer staff wellness, and career ladder. CONFIRMED against the 2026 table of contents: there is no Peer Support program in Sections 3 or 4, and CARF's own 2026 Behavioral Health Program Descriptions mention peer support once in 23 pages, as staffing for a crisis contact center. The nearest real CARF home for this material is the CONSUMER-RUN specialty designation at 5.D, page 318 - check whether the agency qualifies.</w:t>
       </w:r>
     </w:p>
     <w:tbl>
@@ -29120,6 +28664,692 @@
           <w:b w:val="0"/>
         </w:rPr>
         <w:t xml:space="preserve"> (1) What makes someone qualified to be a peer specialist here?  (2) How do you supervise self-disclosure?  (3) What happens when a peer specialist knows a participant from their own recovery community?  (4) How do you protect the wellness of staff in recovery?</w:t>
+      </w:r>
+    </w:p>
+    <w:p/>
+    <w:p>
+      <w:pPr>
+        <w:keepNext/>
+        <w:spacing w:before="200" w:after="80"/>
+      </w:pPr>
+      <w:r>
+        <w:rPr>
+          <w:b/>
+          <w:color w:val="1F3B63"/>
+          <w:sz w:val="26"/>
+        </w:rPr>
+        <w:t>Tab X.TECH — Technology and Information Security - CARF home NOT YET CONFIRMED</w:t>
+      </w:r>
+    </w:p>
+    <w:p>
+      <w:r>
+        <w:rPr>
+          <w:b w:val="0"/>
+        </w:rPr>
+        <w:t>The 2026 Section 1 has NO Technology area - it runs A Leadership to M Performance Improvement with no technology heading. These three policies (technology and system planning, information security, and social media / devices / electronic communication) are good practice and most payers require them, but their home in the manual is unconfirmed. Service delivery BY technology is a different thing and lives at 2.I. FIND THEIR HOME IN APPENDIX A (Required Written Documentation, page 385), which lists every document the manual requires, and move them to whichever area it names.</w:t>
+      </w:r>
+    </w:p>
+    <w:tbl>
+      <w:tblPr>
+        <w:tblStyle w:val="TableGrid"/>
+        <w:tblW w:type="auto" w:w="0"/>
+        <w:tblLayout w:type="autofit"/>
+        <w:tblLook w:firstColumn="1" w:firstRow="1" w:lastColumn="0" w:lastRow="0" w:noHBand="0" w:noVBand="1" w:val="04A0"/>
+      </w:tblPr>
+      <w:tblGrid>
+        <w:gridCol w:w="2484"/>
+        <w:gridCol w:w="2484"/>
+        <w:gridCol w:w="2484"/>
+        <w:gridCol w:w="2484"/>
+      </w:tblGrid>
+      <w:tr>
+        <w:tc>
+          <w:tcPr>
+            <w:tcW w:type="dxa" w:w="2484"/>
+            <w:shd w:val="clear" w:fill="E8EDF5"/>
+          </w:tcPr>
+          <w:p>
+            <w:pPr>
+              <w:spacing w:after="20"/>
+            </w:pPr>
+            <w:r>
+              <w:rPr>
+                <w:b/>
+                <w:sz w:val="17"/>
+              </w:rPr>
+            </w:r>
+            <w:r>
+              <w:rPr>
+                <w:b/>
+                <w:sz w:val="17"/>
+              </w:rPr>
+              <w:t>What goes in this tab</w:t>
+            </w:r>
+          </w:p>
+        </w:tc>
+        <w:tc>
+          <w:tcPr>
+            <w:tcW w:type="dxa" w:w="2484"/>
+            <w:shd w:val="clear" w:fill="E8EDF5"/>
+          </w:tcPr>
+          <w:p>
+            <w:pPr>
+              <w:spacing w:after="20"/>
+            </w:pPr>
+            <w:r>
+              <w:rPr>
+                <w:b/>
+                <w:sz w:val="17"/>
+              </w:rPr>
+            </w:r>
+            <w:r>
+              <w:rPr>
+                <w:b/>
+                <w:sz w:val="17"/>
+              </w:rPr>
+              <w:t>Type</w:t>
+            </w:r>
+          </w:p>
+        </w:tc>
+        <w:tc>
+          <w:tcPr>
+            <w:tcW w:type="dxa" w:w="2484"/>
+            <w:shd w:val="clear" w:fill="E8EDF5"/>
+          </w:tcPr>
+          <w:p>
+            <w:pPr>
+              <w:spacing w:after="20"/>
+            </w:pPr>
+            <w:r>
+              <w:rPr>
+                <w:b/>
+                <w:sz w:val="17"/>
+              </w:rPr>
+            </w:r>
+            <w:r>
+              <w:rPr>
+                <w:b/>
+                <w:sz w:val="17"/>
+              </w:rPr>
+              <w:t>Present?</w:t>
+            </w:r>
+          </w:p>
+        </w:tc>
+        <w:tc>
+          <w:tcPr>
+            <w:tcW w:type="dxa" w:w="2484"/>
+            <w:shd w:val="clear" w:fill="E8EDF5"/>
+          </w:tcPr>
+          <w:p>
+            <w:pPr>
+              <w:spacing w:after="20"/>
+            </w:pPr>
+            <w:r>
+              <w:rPr>
+                <w:b/>
+                <w:sz w:val="17"/>
+              </w:rPr>
+            </w:r>
+            <w:r>
+              <w:rPr>
+                <w:b/>
+                <w:sz w:val="17"/>
+              </w:rPr>
+              <w:t>Date on it</w:t>
+            </w:r>
+          </w:p>
+        </w:tc>
+      </w:tr>
+      <w:tr>
+        <w:tc>
+          <w:tcPr>
+            <w:tcW w:type="dxa" w:w="2484"/>
+          </w:tcPr>
+          <w:p>
+            <w:pPr>
+              <w:spacing w:after="20"/>
+            </w:pPr>
+            <w:r>
+              <w:rPr>
+                <w:sz w:val="17"/>
+              </w:rPr>
+            </w:r>
+            <w:r>
+              <w:rPr>
+                <w:b w:val="0"/>
+                <w:sz w:val="17"/>
+              </w:rPr>
+              <w:t>TECH-01 Technology and System Planning</w:t>
+            </w:r>
+          </w:p>
+        </w:tc>
+        <w:tc>
+          <w:tcPr>
+            <w:tcW w:type="dxa" w:w="2484"/>
+          </w:tcPr>
+          <w:p>
+            <w:pPr>
+              <w:spacing w:after="20"/>
+            </w:pPr>
+            <w:r>
+              <w:rPr>
+                <w:sz w:val="17"/>
+              </w:rPr>
+            </w:r>
+            <w:r>
+              <w:rPr>
+                <w:b w:val="0"/>
+                <w:sz w:val="17"/>
+              </w:rPr>
+              <w:t>Policy</w:t>
+            </w:r>
+          </w:p>
+        </w:tc>
+        <w:tc>
+          <w:tcPr>
+            <w:tcW w:type="dxa" w:w="2484"/>
+          </w:tcPr>
+          <w:p>
+            <w:pPr>
+              <w:spacing w:after="20"/>
+            </w:pPr>
+            <w:r>
+              <w:rPr>
+                <w:sz w:val="17"/>
+              </w:rPr>
+            </w:r>
+          </w:p>
+        </w:tc>
+        <w:tc>
+          <w:tcPr>
+            <w:tcW w:type="dxa" w:w="2484"/>
+          </w:tcPr>
+          <w:p>
+            <w:pPr>
+              <w:spacing w:after="20"/>
+            </w:pPr>
+            <w:r>
+              <w:rPr>
+                <w:sz w:val="17"/>
+              </w:rPr>
+            </w:r>
+          </w:p>
+        </w:tc>
+      </w:tr>
+      <w:tr>
+        <w:tc>
+          <w:tcPr>
+            <w:tcW w:type="dxa" w:w="2484"/>
+          </w:tcPr>
+          <w:p>
+            <w:pPr>
+              <w:spacing w:after="20"/>
+            </w:pPr>
+            <w:r>
+              <w:rPr>
+                <w:sz w:val="17"/>
+              </w:rPr>
+            </w:r>
+            <w:r>
+              <w:rPr>
+                <w:b w:val="0"/>
+                <w:sz w:val="17"/>
+              </w:rPr>
+              <w:t>TECH-02 Information Security and Confidentiality of Data</w:t>
+            </w:r>
+          </w:p>
+        </w:tc>
+        <w:tc>
+          <w:tcPr>
+            <w:tcW w:type="dxa" w:w="2484"/>
+          </w:tcPr>
+          <w:p>
+            <w:pPr>
+              <w:spacing w:after="20"/>
+            </w:pPr>
+            <w:r>
+              <w:rPr>
+                <w:sz w:val="17"/>
+              </w:rPr>
+            </w:r>
+            <w:r>
+              <w:rPr>
+                <w:b w:val="0"/>
+                <w:sz w:val="17"/>
+              </w:rPr>
+              <w:t>Policy</w:t>
+            </w:r>
+          </w:p>
+        </w:tc>
+        <w:tc>
+          <w:tcPr>
+            <w:tcW w:type="dxa" w:w="2484"/>
+          </w:tcPr>
+          <w:p>
+            <w:pPr>
+              <w:spacing w:after="20"/>
+            </w:pPr>
+            <w:r>
+              <w:rPr>
+                <w:sz w:val="17"/>
+              </w:rPr>
+            </w:r>
+          </w:p>
+        </w:tc>
+        <w:tc>
+          <w:tcPr>
+            <w:tcW w:type="dxa" w:w="2484"/>
+          </w:tcPr>
+          <w:p>
+            <w:pPr>
+              <w:spacing w:after="20"/>
+            </w:pPr>
+            <w:r>
+              <w:rPr>
+                <w:sz w:val="17"/>
+              </w:rPr>
+            </w:r>
+          </w:p>
+        </w:tc>
+      </w:tr>
+      <w:tr>
+        <w:tc>
+          <w:tcPr>
+            <w:tcW w:type="dxa" w:w="2484"/>
+          </w:tcPr>
+          <w:p>
+            <w:pPr>
+              <w:spacing w:after="20"/>
+            </w:pPr>
+            <w:r>
+              <w:rPr>
+                <w:sz w:val="17"/>
+              </w:rPr>
+            </w:r>
+            <w:r>
+              <w:rPr>
+                <w:b w:val="0"/>
+                <w:sz w:val="17"/>
+              </w:rPr>
+              <w:t>TECH-03 Social Media, Mobile Devices, and Electronic Communication</w:t>
+            </w:r>
+          </w:p>
+        </w:tc>
+        <w:tc>
+          <w:tcPr>
+            <w:tcW w:type="dxa" w:w="2484"/>
+          </w:tcPr>
+          <w:p>
+            <w:pPr>
+              <w:spacing w:after="20"/>
+            </w:pPr>
+            <w:r>
+              <w:rPr>
+                <w:sz w:val="17"/>
+              </w:rPr>
+            </w:r>
+            <w:r>
+              <w:rPr>
+                <w:b w:val="0"/>
+                <w:sz w:val="17"/>
+              </w:rPr>
+              <w:t>Policy</w:t>
+            </w:r>
+          </w:p>
+        </w:tc>
+        <w:tc>
+          <w:tcPr>
+            <w:tcW w:type="dxa" w:w="2484"/>
+          </w:tcPr>
+          <w:p>
+            <w:pPr>
+              <w:spacing w:after="20"/>
+            </w:pPr>
+            <w:r>
+              <w:rPr>
+                <w:sz w:val="17"/>
+              </w:rPr>
+            </w:r>
+          </w:p>
+        </w:tc>
+        <w:tc>
+          <w:tcPr>
+            <w:tcW w:type="dxa" w:w="2484"/>
+          </w:tcPr>
+          <w:p>
+            <w:pPr>
+              <w:spacing w:after="20"/>
+            </w:pPr>
+            <w:r>
+              <w:rPr>
+                <w:sz w:val="17"/>
+              </w:rPr>
+            </w:r>
+          </w:p>
+        </w:tc>
+      </w:tr>
+      <w:tr>
+        <w:tc>
+          <w:tcPr>
+            <w:tcW w:type="dxa" w:w="2484"/>
+          </w:tcPr>
+          <w:p>
+            <w:pPr>
+              <w:spacing w:after="20"/>
+            </w:pPr>
+            <w:r>
+              <w:rPr>
+                <w:sz w:val="17"/>
+              </w:rPr>
+            </w:r>
+            <w:r>
+              <w:rPr>
+                <w:b w:val="0"/>
+                <w:sz w:val="17"/>
+              </w:rPr>
+              <w:t>2I-01 Information and Communication Technology in Service Delivery (Telehealth)</w:t>
+            </w:r>
+          </w:p>
+        </w:tc>
+        <w:tc>
+          <w:tcPr>
+            <w:tcW w:type="dxa" w:w="2484"/>
+          </w:tcPr>
+          <w:p>
+            <w:pPr>
+              <w:spacing w:after="20"/>
+            </w:pPr>
+            <w:r>
+              <w:rPr>
+                <w:sz w:val="17"/>
+              </w:rPr>
+            </w:r>
+            <w:r>
+              <w:rPr>
+                <w:b w:val="0"/>
+                <w:sz w:val="17"/>
+              </w:rPr>
+              <w:t>Policy</w:t>
+            </w:r>
+          </w:p>
+        </w:tc>
+        <w:tc>
+          <w:tcPr>
+            <w:tcW w:type="dxa" w:w="2484"/>
+          </w:tcPr>
+          <w:p>
+            <w:pPr>
+              <w:spacing w:after="20"/>
+            </w:pPr>
+            <w:r>
+              <w:rPr>
+                <w:sz w:val="17"/>
+              </w:rPr>
+            </w:r>
+          </w:p>
+        </w:tc>
+        <w:tc>
+          <w:tcPr>
+            <w:tcW w:type="dxa" w:w="2484"/>
+          </w:tcPr>
+          <w:p>
+            <w:pPr>
+              <w:spacing w:after="20"/>
+            </w:pPr>
+            <w:r>
+              <w:rPr>
+                <w:sz w:val="17"/>
+              </w:rPr>
+            </w:r>
+          </w:p>
+        </w:tc>
+      </w:tr>
+      <w:tr>
+        <w:tc>
+          <w:tcPr>
+            <w:tcW w:type="dxa" w:w="2484"/>
+          </w:tcPr>
+          <w:p>
+            <w:pPr>
+              <w:spacing w:after="20"/>
+            </w:pPr>
+            <w:r>
+              <w:rPr>
+                <w:sz w:val="17"/>
+              </w:rPr>
+            </w:r>
+            <w:r>
+              <w:rPr>
+                <w:b w:val="0"/>
+                <w:sz w:val="17"/>
+              </w:rPr>
+              <w:t>Technology and System Plan</w:t>
+            </w:r>
+          </w:p>
+        </w:tc>
+        <w:tc>
+          <w:tcPr>
+            <w:tcW w:type="dxa" w:w="2484"/>
+          </w:tcPr>
+          <w:p>
+            <w:pPr>
+              <w:spacing w:after="20"/>
+            </w:pPr>
+            <w:r>
+              <w:rPr>
+                <w:sz w:val="17"/>
+              </w:rPr>
+            </w:r>
+            <w:r>
+              <w:rPr>
+                <w:b w:val="0"/>
+                <w:sz w:val="17"/>
+              </w:rPr>
+              <w:t>Plan</w:t>
+            </w:r>
+          </w:p>
+        </w:tc>
+        <w:tc>
+          <w:tcPr>
+            <w:tcW w:type="dxa" w:w="2484"/>
+          </w:tcPr>
+          <w:p>
+            <w:pPr>
+              <w:spacing w:after="20"/>
+            </w:pPr>
+            <w:r>
+              <w:rPr>
+                <w:sz w:val="17"/>
+              </w:rPr>
+            </w:r>
+          </w:p>
+        </w:tc>
+        <w:tc>
+          <w:tcPr>
+            <w:tcW w:type="dxa" w:w="2484"/>
+          </w:tcPr>
+          <w:p>
+            <w:pPr>
+              <w:spacing w:after="20"/>
+            </w:pPr>
+            <w:r>
+              <w:rPr>
+                <w:sz w:val="17"/>
+              </w:rPr>
+            </w:r>
+          </w:p>
+        </w:tc>
+      </w:tr>
+      <w:tr>
+        <w:tc>
+          <w:tcPr>
+            <w:tcW w:type="dxa" w:w="2484"/>
+          </w:tcPr>
+          <w:p>
+            <w:pPr>
+              <w:spacing w:after="20"/>
+            </w:pPr>
+            <w:r>
+              <w:rPr>
+                <w:sz w:val="17"/>
+              </w:rPr>
+            </w:r>
+            <w:r>
+              <w:rPr>
+                <w:b w:val="0"/>
+                <w:sz w:val="17"/>
+              </w:rPr>
+              <w:t>System Downtime Service Log and Procedure</w:t>
+            </w:r>
+          </w:p>
+        </w:tc>
+        <w:tc>
+          <w:tcPr>
+            <w:tcW w:type="dxa" w:w="2484"/>
+          </w:tcPr>
+          <w:p>
+            <w:pPr>
+              <w:spacing w:after="20"/>
+            </w:pPr>
+            <w:r>
+              <w:rPr>
+                <w:sz w:val="17"/>
+              </w:rPr>
+            </w:r>
+            <w:r>
+              <w:rPr>
+                <w:b w:val="0"/>
+                <w:sz w:val="17"/>
+              </w:rPr>
+              <w:t>Completed form / evidence</w:t>
+            </w:r>
+          </w:p>
+        </w:tc>
+        <w:tc>
+          <w:tcPr>
+            <w:tcW w:type="dxa" w:w="2484"/>
+          </w:tcPr>
+          <w:p>
+            <w:pPr>
+              <w:spacing w:after="20"/>
+            </w:pPr>
+            <w:r>
+              <w:rPr>
+                <w:sz w:val="17"/>
+              </w:rPr>
+            </w:r>
+          </w:p>
+        </w:tc>
+        <w:tc>
+          <w:tcPr>
+            <w:tcW w:type="dxa" w:w="2484"/>
+          </w:tcPr>
+          <w:p>
+            <w:pPr>
+              <w:spacing w:after="20"/>
+            </w:pPr>
+            <w:r>
+              <w:rPr>
+                <w:sz w:val="17"/>
+              </w:rPr>
+            </w:r>
+          </w:p>
+        </w:tc>
+      </w:tr>
+      <w:tr>
+        <w:tc>
+          <w:tcPr>
+            <w:tcW w:type="dxa" w:w="2484"/>
+          </w:tcPr>
+          <w:p>
+            <w:pPr>
+              <w:spacing w:after="20"/>
+            </w:pPr>
+            <w:r>
+              <w:rPr>
+                <w:sz w:val="17"/>
+              </w:rPr>
+            </w:r>
+            <w:r>
+              <w:rPr>
+                <w:b w:val="0"/>
+                <w:sz w:val="17"/>
+              </w:rPr>
+              <w:t>Device and System Access Log</w:t>
+            </w:r>
+          </w:p>
+        </w:tc>
+        <w:tc>
+          <w:tcPr>
+            <w:tcW w:type="dxa" w:w="2484"/>
+          </w:tcPr>
+          <w:p>
+            <w:pPr>
+              <w:spacing w:after="20"/>
+            </w:pPr>
+            <w:r>
+              <w:rPr>
+                <w:sz w:val="17"/>
+              </w:rPr>
+            </w:r>
+            <w:r>
+              <w:rPr>
+                <w:b w:val="0"/>
+                <w:sz w:val="17"/>
+              </w:rPr>
+              <w:t>Completed form / evidence</w:t>
+            </w:r>
+          </w:p>
+        </w:tc>
+        <w:tc>
+          <w:tcPr>
+            <w:tcW w:type="dxa" w:w="2484"/>
+          </w:tcPr>
+          <w:p>
+            <w:pPr>
+              <w:spacing w:after="20"/>
+            </w:pPr>
+            <w:r>
+              <w:rPr>
+                <w:sz w:val="17"/>
+              </w:rPr>
+            </w:r>
+          </w:p>
+        </w:tc>
+        <w:tc>
+          <w:tcPr>
+            <w:tcW w:type="dxa" w:w="2484"/>
+          </w:tcPr>
+          <w:p>
+            <w:pPr>
+              <w:spacing w:after="20"/>
+            </w:pPr>
+            <w:r>
+              <w:rPr>
+                <w:sz w:val="17"/>
+              </w:rPr>
+            </w:r>
+          </w:p>
+        </w:tc>
+      </w:tr>
+    </w:tbl>
+    <w:p>
+      <w:pPr>
+        <w:spacing w:after="40"/>
+      </w:pPr>
+    </w:p>
+    <w:p>
+      <w:r>
+        <w:rPr>
+          <w:b/>
+        </w:rPr>
+        <w:t>Surveyor will ask:</w:t>
+      </w:r>
+      <w:r>
+        <w:rPr>
+          <w:b w:val="0"/>
+        </w:rPr>
+        <w:t xml:space="preserve"> (1) What happens to service delivery if your EHR is down for two days?  (2) When did you last test a restore from backup?  (3) Show me your texting and social media rules for peer staff.</w:t>
       </w:r>
     </w:p>
     <w:p/>

--- a/.claude/skills/carf-peer-support-accreditation/providers/example-peer-agency/output/04_Roadmap_and_Survey_Prep.docx
+++ b/.claude/skills/carf-peer-support-accreditation/providers/example-peer-agency/output/04_Roadmap_and_Survey_Prep.docx
@@ -81,7 +81,7 @@
           <w:color w:val="555555"/>
           <w:sz w:val="20"/>
         </w:rPr>
-        <w:t>Generated 2026-09-05</w:t>
+        <w:t>Generated 2026-09-06</w:t>
       </w:r>
     </w:p>
     <w:p>
@@ -29376,7 +29376,7 @@
         <w:color w:val="555555"/>
         <w:sz w:val="16"/>
       </w:rPr>
-      <w:t>Example Peer Recovery Services, Inc. — CARF packet — DRAFT, section map unverified — generated 2026-09-05</w:t>
+      <w:t>Example Peer Recovery Services, Inc. — CARF packet — DRAFT, section map unverified — generated 2026-09-06</w:t>
     </w:r>
   </w:p>
 </w:ftr>

--- a/.claude/skills/carf-peer-support-accreditation/providers/example-peer-agency/output/04_Roadmap_and_Survey_Prep.docx
+++ b/.claude/skills/carf-peer-support-accreditation/providers/example-peer-agency/output/04_Roadmap_and_Survey_Prep.docx
@@ -81,7 +81,7 @@
           <w:color w:val="555555"/>
           <w:sz w:val="20"/>
         </w:rPr>
-        <w:t>Generated 2026-09-06</w:t>
+        <w:t>Generated 2026-09-10</w:t>
       </w:r>
     </w:p>
     <w:p>
@@ -29376,7 +29376,7 @@
         <w:color w:val="555555"/>
         <w:sz w:val="16"/>
       </w:rPr>
-      <w:t>Example Peer Recovery Services, Inc. — CARF packet — DRAFT, section map unverified — generated 2026-09-06</w:t>
+      <w:t>Example Peer Recovery Services, Inc. — CARF packet — DRAFT, section map unverified — generated 2026-09-10</w:t>
     </w:r>
   </w:p>
 </w:ftr>
